--- a/crates/opengrok-server/src/gateway/fixtures/mock-doc.docx
+++ b/crates/opengrok-server/src/gateway/fixtures/mock-doc.docx
@@ -519,4 +519,39 @@
     <w:abstractNumId w:val="1"/>
   </w:num>
 </w:numbering>
+</file>
+
+<file path=word/styles.xml><?xml version="1.0" encoding="utf-8"?>
+<w:styles xmlns:w="http://schemas.openxmlformats.org/wordprocessingml/2006/main">
+  <w:style w:type="paragraph" w:styleId="Heading1">
+    <w:name w:val="heading 1"/>
+  </w:style>
+  <w:style w:type="paragraph" w:styleId="Heading2">
+    <w:name w:val="heading 2"/>
+  </w:style>
+  <w:style w:type="paragraph" w:styleId="Heading3">
+    <w:name w:val="heading 3"/>
+  </w:style>
+  <w:style w:type="paragraph" w:styleId="Heading4">
+    <w:name w:val="heading 4"/>
+  </w:style>
+  <w:style w:type="paragraph" w:styleId="Heading5">
+    <w:name w:val="heading 5"/>
+  </w:style>
+  <w:style w:type="paragraph" w:styleId="Heading6">
+    <w:name w:val="heading 6"/>
+  </w:style>
+  <w:style w:type="paragraph" w:styleId="Normal" w:default="1">
+    <w:name w:val="Normal"/>
+  </w:style>
+  <w:style w:type="paragraph" w:styleId="Quote">
+    <w:name w:val="Quote"/>
+  </w:style>
+  <w:style w:type="character" w:styleId="Hyperlink">
+    <w:name w:val="Hyperlink"/>
+  </w:style>
+  <w:style w:type="table" w:styleId="TableGrid">
+    <w:name w:val="Table Grid"/>
+  </w:style>
+</w:styles>
 </file>